--- a/media/R2499/output_dir/动态硬件和固件项.docx
+++ b/media/R2499/output_dir/动态硬件和固件项.docx
@@ -1,9 +1,10 @@
 
 <file path=word/document.xml><?xml version="1.0" encoding="utf-8"?>
-<w:document xmlns:wpc="http://schemas.microsoft.com/office/word/2010/wordprocessingCanvas" xmlns:cx="http://schemas.microsoft.com/office/drawing/2014/chartex" xmlns:cx1="http://schemas.microsoft.com/office/drawing/2015/9/8/chartex" xmlns:cx2="http://schemas.microsoft.com/office/drawing/2015/10/21/chartex" xmlns:cx3="http://schemas.microsoft.com/office/drawing/2016/5/9/chartex" xmlns:cx4="http://schemas.microsoft.com/office/drawing/2016/5/10/chartex" xmlns:cx5="http://schemas.microsoft.com/office/drawing/2016/5/11/chartex" xmlns:cx6="http://schemas.microsoft.com/office/drawing/2016/5/12/chartex" xmlns:cx7="http://schemas.microsoft.com/office/drawing/2016/5/13/chartex" xmlns:cx8="http://schemas.microsoft.com/office/drawing/2016/5/14/chartex" xmlns:mc="http://schemas.openxmlformats.org/markup-compatibility/2006" xmlns:aink="http://schemas.microsoft.com/office/drawing/2016/ink" xmlns:am3d="http://schemas.microsoft.com/office/drawing/2017/model3d" xmlns:o="urn:schemas-microsoft-com:office:office" xmlns:oel="http://schemas.microsoft.com/office/2019/extlst" xmlns:r="http://schemas.openxmlformats.org/officeDocument/2006/relationships" xmlns:m="http://schemas.openxmlformats.org/officeDocument/2006/math" xmlns:v="urn:schemas-microsoft-com:vml" xmlns:wp14="http://schemas.microsoft.com/office/word/2010/wordprocessingDrawing" xmlns:wp="http://schemas.openxmlformats.org/drawingml/2006/wordprocessingDrawing" xmlns:w10="urn:schemas-microsoft-com:office:word" xmlns:w="http://schemas.openxmlformats.org/wordprocessingml/2006/main" xmlns:w14="http://schemas.microsoft.com/office/word/2010/wordml" xmlns:w15="http://schemas.microsoft.com/office/word/2012/wordml" xmlns:w16cex="http://schemas.microsoft.com/office/word/2018/wordml/cex" xmlns:w16cid="http://schemas.microsoft.com/office/word/2016/wordml/cid" xmlns:w16="http://schemas.microsoft.com/office/word/2018/wordml" xmlns:w16du="http://schemas.microsoft.com/office/word/2023/wordml/word16du" xmlns:w16sdtdh="http://schemas.microsoft.com/office/word/2020/wordml/sdtdatahash" xmlns:w16se="http://schemas.microsoft.com/office/word/2015/wordml/symex" xmlns:wpg="http://schemas.microsoft.com/office/word/2010/wordprocessingGroup" xmlns:wpi="http://schemas.microsoft.com/office/word/2010/wordprocessingInk" xmlns:wne="http://schemas.microsoft.com/office/word/2006/wordml" xmlns:wps="http://schemas.microsoft.com/office/word/2010/wordprocessingShape" mc:Ignorable="w14 w15 w16se w16cid w16 w16cex w16sdtdh w16du wp14">
+<w:document xmlns:wpc="http://schemas.microsoft.com/office/word/2010/wordprocessingCanvas" xmlns:cx="http://schemas.microsoft.com/office/drawing/2014/chartex" xmlns:cx1="http://schemas.microsoft.com/office/drawing/2015/9/8/chartex" xmlns:cx2="http://schemas.microsoft.com/office/drawing/2015/10/21/chartex" xmlns:cx3="http://schemas.microsoft.com/office/drawing/2016/5/9/chartex" xmlns:cx4="http://schemas.microsoft.com/office/drawing/2016/5/10/chartex" xmlns:cx5="http://schemas.microsoft.com/office/drawing/2016/5/11/chartex" xmlns:cx6="http://schemas.microsoft.com/office/drawing/2016/5/12/chartex" xmlns:cx7="http://schemas.microsoft.com/office/drawing/2016/5/13/chartex" xmlns:cx8="http://schemas.microsoft.com/office/drawing/2016/5/14/chartex" xmlns:mc="http://schemas.openxmlformats.org/markup-compatibility/2006" xmlns:aink="http://schemas.microsoft.com/office/drawing/2016/ink" xmlns:am3d="http://schemas.microsoft.com/office/drawing/2017/model3d" xmlns:o="urn:schemas-microsoft-com:office:office" xmlns:oel="http://schemas.microsoft.com/office/2019/extlst" xmlns:r="http://schemas.openxmlformats.org/officeDocument/2006/relationships" xmlns:m="http://schemas.openxmlformats.org/officeDocument/2006/math" xmlns:v="urn:schemas-microsoft-com:vml" xmlns:wp14="http://schemas.microsoft.com/office/word/2010/wordprocessingDrawing" xmlns:wp="http://schemas.openxmlformats.org/drawingml/2006/wordprocessingDrawing" xmlns:w10="urn:schemas-microsoft-com:office:word" xmlns:w="http://schemas.openxmlformats.org/wordprocessingml/2006/main" xmlns:w14="http://schemas.microsoft.com/office/word/2010/wordml" xmlns:w15="http://schemas.microsoft.com/office/word/2012/wordml" xmlns:w16cex="http://schemas.microsoft.com/office/word/2018/wordml/cex" xmlns:w16cid="http://schemas.microsoft.com/office/word/2016/wordml/cid" xmlns:w16="http://schemas.microsoft.com/office/word/2018/wordml" xmlns:w16du="http://schemas.microsoft.com/office/word/2023/wordml/word16du" xmlns:w16sdtdh="http://schemas.microsoft.com/office/word/2020/wordml/sdtdatahash" xmlns:w16sdtfl="http://schemas.microsoft.com/office/word/2024/wordml/sdtformatlock" xmlns:w16se="http://schemas.microsoft.com/office/word/2015/wordml/symex" xmlns:wpg="http://schemas.microsoft.com/office/word/2010/wordprocessingGroup" xmlns:wpi="http://schemas.microsoft.com/office/word/2010/wordprocessingInk" xmlns:wne="http://schemas.microsoft.com/office/word/2006/wordml" xmlns:wps="http://schemas.microsoft.com/office/word/2010/wordprocessingShape" mc:Ignorable="w14 w15 w16se w16cid w16 w16cex w16sdtdh w16sdtfl w16du wp14">
   <w:body>
     <w:p>
       <w:pPr>
+        <w:wordWrap w:val="0"/>
         <w:spacing w:line="360" w:lineRule="auto"/>
         <w:ind w:firstLineChars="200" w:firstLine="480"/>
         <w:rPr>
@@ -17,7 +18,1148 @@
           <w:sz w:val="24"/>
           <w:szCs w:val="24"/>
         </w:rPr>
-        <w:t xml:space="preserve">sssssssssssssss</w:t>
+        <w:t xml:space="preserve">图像处理机接口管理FPGA软件配置项测试环境1使用的硬件和固件项见下表所示。</w:t>
+      </w:r>
+    </w:p>
+    <w:p>
+      <w:pPr>
+        <w:wordWrap w:val="0"/>
+        <w:spacing w:line="360" w:lineRule="auto"/>
+        <w:jc w:val="center"/>
+        <w:rPr>
+          <w:sz w:val="21"/>
+          <w:szCs w:val="21"/>
+        </w:rPr>
+      </w:pPr>
+      <w:r>
+        <w:rPr>
+          <w:rFonts w:hint="eastAsia"/>
+          <w:sz w:val="21"/>
+          <w:szCs w:val="21"/>
+        </w:rPr>
+        <w:t xml:space="preserve">表5-5实物测试环境1硬件和固件项</w:t>
+      </w:r>
+    </w:p>
+    <w:tbl>
+      <w:tblPr>
+        <w:tblW w:w="5000" w:type="pct"/>
+        <w:tblBorders>
+          <w:top w:val="single" w:sz="12" w:space="0" w:color="auto"/>
+          <w:left w:val="single" w:sz="12" w:space="0" w:color="auto"/>
+          <w:bottom w:val="single" w:sz="12" w:space="0" w:color="auto"/>
+          <w:right w:val="single" w:sz="12" w:space="0" w:color="auto"/>
+          <w:insideH w:val="single" w:sz="6" w:space="0" w:color="auto"/>
+          <w:insideV w:val="single" w:sz="6" w:space="0" w:color="auto"/>
+        </w:tblBorders>
+        <w:tblLook w:val="01E0" w:firstRow="1" w:lastRow="1" w:firstColumn="1" w:lastColumn="1" w:noHBand="0" w:noVBand="0"/>
+      </w:tblPr>
+      <w:tblGrid>
+        <w:gridCol w:w="1530"/>
+        <w:gridCol w:w="721"/>
+        <w:gridCol w:w="1295"/>
+        <w:gridCol w:w="1182"/>
+        <w:gridCol w:w="1182"/>
+        <w:gridCol w:w="1182"/>
+        <w:gridCol w:w="1182"/>
+      </w:tblGrid>
+      <w:tr>
+        <w:trPr>
+          <w:trHeight w:val="454"/>
+        </w:trPr>
+        <w:tc>
+          <w:tcPr>
+            <w:tcW w:w="1017" w:type="pct"/>
+            <w:shd w:val="clear" w:color="auto" w:fill="auto"/>
+            <w:vAlign w:val="center"/>
+          </w:tcPr>
+          <w:p>
+            <w:pPr>
+              <w:wordWrap w:val="0"/>
+              <w:spacing w:line="240" w:lineRule="auto"/>
+              <w:rPr>
+                <w:sz w:val="21"/>
+                <w:szCs w:val="21"/>
+              </w:rPr>
+            </w:pPr>
+            <w:r>
+              <w:rPr>
+                <w:rFonts w:hint="eastAsia"/>
+                <w:sz w:val="21"/>
+                <w:szCs w:val="21"/>
+              </w:rPr>
+              <w:t xml:space="preserve">序号</w:t>
+            </w:r>
+          </w:p>
+        </w:tc>
+        <w:tc>
+          <w:tcPr>
+            <w:tcW w:w="1017" w:type="pct"/>
+            <w:shd w:val="clear" w:color="auto" w:fill="auto"/>
+            <w:vAlign w:val="center"/>
+          </w:tcPr>
+          <w:p>
+            <w:pPr>
+              <w:wordWrap w:val="0"/>
+              <w:spacing w:line="240" w:lineRule="auto"/>
+              <w:rPr>
+                <w:sz w:val="21"/>
+                <w:szCs w:val="21"/>
+              </w:rPr>
+            </w:pPr>
+            <w:r>
+              <w:rPr>
+                <w:rFonts w:hint="eastAsia"/>
+                <w:sz w:val="21"/>
+                <w:szCs w:val="21"/>
+              </w:rPr>
+              <w:t xml:space="preserve">硬件或固件项名称</w:t>
+            </w:r>
+          </w:p>
+        </w:tc>
+        <w:tc>
+          <w:tcPr>
+            <w:tcW w:w="1017" w:type="pct"/>
+            <w:shd w:val="clear" w:color="auto" w:fill="auto"/>
+            <w:vAlign w:val="center"/>
+          </w:tcPr>
+          <w:p>
+            <w:pPr>
+              <w:wordWrap w:val="0"/>
+              <w:spacing w:line="240" w:lineRule="auto"/>
+              <w:rPr>
+                <w:sz w:val="21"/>
+                <w:szCs w:val="21"/>
+              </w:rPr>
+            </w:pPr>
+            <w:r>
+              <w:rPr>
+                <w:rFonts w:hint="eastAsia"/>
+                <w:sz w:val="21"/>
+                <w:szCs w:val="21"/>
+              </w:rPr>
+              <w:t xml:space="preserve">配置信息</w:t>
+            </w:r>
+          </w:p>
+        </w:tc>
+        <w:tc>
+          <w:tcPr>
+            <w:tcW w:w="1017" w:type="pct"/>
+            <w:shd w:val="clear" w:color="auto" w:fill="auto"/>
+            <w:vAlign w:val="center"/>
+          </w:tcPr>
+          <w:p>
+            <w:pPr>
+              <w:wordWrap w:val="0"/>
+              <w:spacing w:line="240" w:lineRule="auto"/>
+              <w:rPr>
+                <w:sz w:val="21"/>
+                <w:szCs w:val="21"/>
+              </w:rPr>
+            </w:pPr>
+            <w:r>
+              <w:rPr>
+                <w:rFonts w:hint="eastAsia"/>
+                <w:sz w:val="21"/>
+                <w:szCs w:val="21"/>
+              </w:rPr>
+              <w:t xml:space="preserve">设备标识</w:t>
+            </w:r>
+          </w:p>
+        </w:tc>
+        <w:tc>
+          <w:tcPr>
+            <w:tcW w:w="1017" w:type="pct"/>
+            <w:shd w:val="clear" w:color="auto" w:fill="auto"/>
+            <w:vAlign w:val="center"/>
+          </w:tcPr>
+          <w:p>
+            <w:pPr>
+              <w:wordWrap w:val="0"/>
+              <w:spacing w:line="240" w:lineRule="auto"/>
+              <w:rPr>
+                <w:sz w:val="21"/>
+                <w:szCs w:val="21"/>
+              </w:rPr>
+            </w:pPr>
+            <w:r>
+              <w:rPr>
+                <w:rFonts w:hint="eastAsia"/>
+                <w:sz w:val="21"/>
+                <w:szCs w:val="21"/>
+              </w:rPr>
+              <w:t xml:space="preserve">检定有效期</w:t>
+            </w:r>
+          </w:p>
+        </w:tc>
+        <w:tc>
+          <w:tcPr>
+            <w:tcW w:w="1017" w:type="pct"/>
+            <w:shd w:val="clear" w:color="auto" w:fill="auto"/>
+            <w:vAlign w:val="center"/>
+          </w:tcPr>
+          <w:p>
+            <w:pPr>
+              <w:wordWrap w:val="0"/>
+              <w:spacing w:line="240" w:lineRule="auto"/>
+              <w:rPr>
+                <w:sz w:val="21"/>
+                <w:szCs w:val="21"/>
+              </w:rPr>
+            </w:pPr>
+            <w:r>
+              <w:rPr>
+                <w:rFonts w:hint="eastAsia"/>
+                <w:sz w:val="21"/>
+                <w:szCs w:val="21"/>
+              </w:rPr>
+              <w:t xml:space="preserve">提供单位</w:t>
+            </w:r>
+          </w:p>
+        </w:tc>
+        <w:tc>
+          <w:tcPr>
+            <w:tcW w:w="1017" w:type="pct"/>
+            <w:shd w:val="clear" w:color="auto" w:fill="auto"/>
+            <w:vAlign w:val="center"/>
+          </w:tcPr>
+          <w:p>
+            <w:pPr>
+              <w:wordWrap w:val="0"/>
+              <w:spacing w:line="240" w:lineRule="auto"/>
+              <w:rPr>
+                <w:sz w:val="21"/>
+                <w:szCs w:val="21"/>
+              </w:rPr>
+            </w:pPr>
+            <w:r>
+              <w:rPr>
+                <w:rFonts w:hint="eastAsia"/>
+                <w:sz w:val="21"/>
+                <w:szCs w:val="21"/>
+              </w:rPr>
+              <w:t xml:space="preserve">用途</w:t>
+            </w:r>
+          </w:p>
+        </w:tc>
+      </w:tr>
+      <w:tr>
+        <w:trPr>
+          <w:trHeight w:val="454"/>
+        </w:trPr>
+        <w:tc>
+          <w:tcPr>
+            <w:tcW w:w="1017" w:type="pct"/>
+            <w:shd w:val="clear" w:color="auto" w:fill="auto"/>
+            <w:vAlign w:val="center"/>
+          </w:tcPr>
+          <w:p>
+            <w:pPr>
+              <w:wordWrap w:val="0"/>
+              <w:spacing w:line="240" w:lineRule="auto"/>
+              <w:rPr>
+                <w:sz w:val="21"/>
+                <w:szCs w:val="21"/>
+              </w:rPr>
+            </w:pPr>
+            <w:r>
+              <w:rPr>
+                <w:rFonts w:hint="eastAsia"/>
+                <w:sz w:val="21"/>
+                <w:szCs w:val="21"/>
+              </w:rPr>
+              <w:t xml:space="preserve">1</w:t>
+            </w:r>
+          </w:p>
+        </w:tc>
+        <w:tc>
+          <w:tcPr>
+            <w:tcW w:w="1017" w:type="pct"/>
+            <w:shd w:val="clear" w:color="auto" w:fill="auto"/>
+            <w:vAlign w:val="center"/>
+          </w:tcPr>
+          <w:p>
+            <w:pPr>
+              <w:wordWrap w:val="0"/>
+              <w:spacing w:line="240" w:lineRule="auto"/>
+              <w:rPr>
+                <w:sz w:val="21"/>
+                <w:szCs w:val="21"/>
+              </w:rPr>
+            </w:pPr>
+            <w:r>
+              <w:rPr>
+                <w:rFonts w:hint="eastAsia"/>
+                <w:sz w:val="21"/>
+                <w:szCs w:val="21"/>
+              </w:rPr>
+              <w:t xml:space="preserve">XX设备（含被测软件）</w:t>
+            </w:r>
+          </w:p>
+        </w:tc>
+        <w:tc>
+          <w:tcPr>
+            <w:tcW w:w="1017" w:type="pct"/>
+            <w:shd w:val="clear" w:color="auto" w:fill="auto"/>
+            <w:vAlign w:val="center"/>
+          </w:tcPr>
+          <w:p>
+            <w:pPr>
+              <w:wordWrap w:val="0"/>
+              <w:spacing w:line="240" w:lineRule="auto"/>
+              <w:rPr>
+                <w:sz w:val="21"/>
+                <w:szCs w:val="21"/>
+              </w:rPr>
+            </w:pPr>
+            <w:r>
+              <w:rPr>
+                <w:rFonts w:hint="eastAsia"/>
+                <w:sz w:val="21"/>
+                <w:szCs w:val="21"/>
+              </w:rPr>
+              <w:t xml:space="preserve">设备型号：XX 设备配置：XX 运行软件：XX、XX （如果有多套应说明套数）</w:t>
+            </w:r>
+          </w:p>
+        </w:tc>
+        <w:tc>
+          <w:tcPr>
+            <w:tcW w:w="1017" w:type="pct"/>
+            <w:shd w:val="clear" w:color="auto" w:fill="auto"/>
+            <w:vAlign w:val="center"/>
+          </w:tcPr>
+          <w:p>
+            <w:pPr>
+              <w:wordWrap w:val="0"/>
+              <w:spacing w:line="240" w:lineRule="auto"/>
+              <w:rPr>
+                <w:sz w:val="21"/>
+                <w:szCs w:val="21"/>
+              </w:rPr>
+            </w:pPr>
+            <w:r>
+              <w:rPr>
+                <w:rFonts w:hint="eastAsia"/>
+                <w:sz w:val="21"/>
+                <w:szCs w:val="21"/>
+              </w:rPr>
+              <w:t xml:space="preserve"/>
+            </w:r>
+          </w:p>
+        </w:tc>
+        <w:tc>
+          <w:tcPr>
+            <w:tcW w:w="1017" w:type="pct"/>
+            <w:shd w:val="clear" w:color="auto" w:fill="auto"/>
+            <w:vAlign w:val="center"/>
+          </w:tcPr>
+          <w:p>
+            <w:pPr>
+              <w:wordWrap w:val="0"/>
+              <w:spacing w:line="240" w:lineRule="auto"/>
+              <w:rPr>
+                <w:sz w:val="21"/>
+                <w:szCs w:val="21"/>
+              </w:rPr>
+            </w:pPr>
+            <w:r>
+              <w:rPr>
+                <w:rFonts w:hint="eastAsia"/>
+                <w:sz w:val="21"/>
+                <w:szCs w:val="21"/>
+              </w:rPr>
+              <w:t xml:space="preserve">2023.08.11～2025.08.10</w:t>
+            </w:r>
+          </w:p>
+        </w:tc>
+        <w:tc>
+          <w:tcPr>
+            <w:tcW w:w="1017" w:type="pct"/>
+            <w:shd w:val="clear" w:color="auto" w:fill="auto"/>
+            <w:vAlign w:val="center"/>
+          </w:tcPr>
+          <w:p>
+            <w:pPr>
+              <w:wordWrap w:val="0"/>
+              <w:spacing w:line="240" w:lineRule="auto"/>
+              <w:rPr>
+                <w:sz w:val="21"/>
+                <w:szCs w:val="21"/>
+              </w:rPr>
+            </w:pPr>
+            <w:r>
+              <w:rPr>
+                <w:rFonts w:hint="eastAsia"/>
+                <w:sz w:val="21"/>
+                <w:szCs w:val="21"/>
+              </w:rPr>
+              <w:t xml:space="preserve">XX单位</w:t>
+            </w:r>
+          </w:p>
+        </w:tc>
+        <w:tc>
+          <w:tcPr>
+            <w:tcW w:w="1017" w:type="pct"/>
+            <w:shd w:val="clear" w:color="auto" w:fill="auto"/>
+            <w:vAlign w:val="center"/>
+          </w:tcPr>
+          <w:p>
+            <w:pPr>
+              <w:wordWrap w:val="0"/>
+              <w:spacing w:line="240" w:lineRule="auto"/>
+              <w:rPr>
+                <w:sz w:val="21"/>
+                <w:szCs w:val="21"/>
+              </w:rPr>
+            </w:pPr>
+            <w:r>
+              <w:rPr>
+                <w:rFonts w:hint="eastAsia"/>
+                <w:sz w:val="21"/>
+                <w:szCs w:val="21"/>
+              </w:rPr>
+              <w:t xml:space="preserve">XX为被测设备</w:t>
+            </w:r>
+          </w:p>
+        </w:tc>
+      </w:tr>
+      <w:tr>
+        <w:trPr>
+          <w:trHeight w:val="454"/>
+        </w:trPr>
+        <w:tc>
+          <w:tcPr>
+            <w:tcW w:w="1017" w:type="pct"/>
+            <w:shd w:val="clear" w:color="auto" w:fill="auto"/>
+            <w:vAlign w:val="center"/>
+          </w:tcPr>
+          <w:p>
+            <w:pPr>
+              <w:wordWrap w:val="0"/>
+              <w:spacing w:line="240" w:lineRule="auto"/>
+              <w:rPr>
+                <w:sz w:val="21"/>
+                <w:szCs w:val="21"/>
+              </w:rPr>
+            </w:pPr>
+            <w:r>
+              <w:rPr>
+                <w:rFonts w:hint="eastAsia"/>
+                <w:sz w:val="21"/>
+                <w:szCs w:val="21"/>
+              </w:rPr>
+              <w:t xml:space="preserve">2</w:t>
+            </w:r>
+          </w:p>
+        </w:tc>
+        <w:tc>
+          <w:tcPr>
+            <w:tcW w:w="1017" w:type="pct"/>
+            <w:shd w:val="clear" w:color="auto" w:fill="auto"/>
+            <w:vAlign w:val="center"/>
+          </w:tcPr>
+          <w:p>
+            <w:pPr>
+              <w:wordWrap w:val="0"/>
+              <w:spacing w:line="240" w:lineRule="auto"/>
+              <w:rPr>
+                <w:sz w:val="21"/>
+                <w:szCs w:val="21"/>
+              </w:rPr>
+            </w:pPr>
+            <w:r>
+              <w:rPr>
+                <w:rFonts w:hint="eastAsia"/>
+                <w:sz w:val="21"/>
+                <w:szCs w:val="21"/>
+              </w:rPr>
+              <w:t xml:space="preserve">YY设备</w:t>
+            </w:r>
+          </w:p>
+        </w:tc>
+        <w:tc>
+          <w:tcPr>
+            <w:tcW w:w="1017" w:type="pct"/>
+            <w:shd w:val="clear" w:color="auto" w:fill="auto"/>
+            <w:vAlign w:val="center"/>
+          </w:tcPr>
+          <w:p>
+            <w:pPr>
+              <w:wordWrap w:val="0"/>
+              <w:spacing w:line="240" w:lineRule="auto"/>
+              <w:rPr>
+                <w:sz w:val="21"/>
+                <w:szCs w:val="21"/>
+              </w:rPr>
+            </w:pPr>
+            <w:r>
+              <w:rPr>
+                <w:rFonts w:hint="eastAsia"/>
+                <w:sz w:val="21"/>
+                <w:szCs w:val="21"/>
+              </w:rPr>
+              <w:t xml:space="preserve">设备型号：XX 设备配置：XX 运行软件：XX、XX （如果有多套应说明套数）</w:t>
+            </w:r>
+          </w:p>
+        </w:tc>
+        <w:tc>
+          <w:tcPr>
+            <w:tcW w:w="1017" w:type="pct"/>
+            <w:shd w:val="clear" w:color="auto" w:fill="auto"/>
+            <w:vAlign w:val="center"/>
+          </w:tcPr>
+          <w:p>
+            <w:pPr>
+              <w:wordWrap w:val="0"/>
+              <w:spacing w:line="240" w:lineRule="auto"/>
+              <w:rPr>
+                <w:sz w:val="21"/>
+                <w:szCs w:val="21"/>
+              </w:rPr>
+            </w:pPr>
+            <w:r>
+              <w:rPr>
+                <w:rFonts w:hint="eastAsia"/>
+                <w:sz w:val="21"/>
+                <w:szCs w:val="21"/>
+              </w:rPr>
+              <w:t xml:space="preserve"/>
+            </w:r>
+          </w:p>
+        </w:tc>
+        <w:tc>
+          <w:tcPr>
+            <w:tcW w:w="1017" w:type="pct"/>
+            <w:shd w:val="clear" w:color="auto" w:fill="auto"/>
+            <w:vAlign w:val="center"/>
+          </w:tcPr>
+          <w:p>
+            <w:pPr>
+              <w:wordWrap w:val="0"/>
+              <w:spacing w:line="240" w:lineRule="auto"/>
+              <w:rPr>
+                <w:sz w:val="21"/>
+                <w:szCs w:val="21"/>
+              </w:rPr>
+            </w:pPr>
+            <w:r>
+              <w:rPr>
+                <w:rFonts w:hint="eastAsia"/>
+                <w:sz w:val="21"/>
+                <w:szCs w:val="21"/>
+              </w:rPr>
+              <w:t xml:space="preserve">检定日期：2023.08.11 有效期：3年</w:t>
+            </w:r>
+          </w:p>
+        </w:tc>
+        <w:tc>
+          <w:tcPr>
+            <w:tcW w:w="1017" w:type="pct"/>
+            <w:shd w:val="clear" w:color="auto" w:fill="auto"/>
+            <w:vAlign w:val="center"/>
+          </w:tcPr>
+          <w:p>
+            <w:pPr>
+              <w:wordWrap w:val="0"/>
+              <w:spacing w:line="240" w:lineRule="auto"/>
+              <w:rPr>
+                <w:sz w:val="21"/>
+                <w:szCs w:val="21"/>
+              </w:rPr>
+            </w:pPr>
+            <w:r>
+              <w:rPr>
+                <w:rFonts w:hint="eastAsia"/>
+                <w:sz w:val="21"/>
+                <w:szCs w:val="21"/>
+              </w:rPr>
+              <w:t xml:space="preserve">XX单位</w:t>
+            </w:r>
+          </w:p>
+        </w:tc>
+        <w:tc>
+          <w:tcPr>
+            <w:tcW w:w="1017" w:type="pct"/>
+            <w:shd w:val="clear" w:color="auto" w:fill="auto"/>
+            <w:vAlign w:val="center"/>
+          </w:tcPr>
+          <w:p>
+            <w:pPr>
+              <w:wordWrap w:val="0"/>
+              <w:spacing w:line="240" w:lineRule="auto"/>
+              <w:rPr>
+                <w:sz w:val="21"/>
+                <w:szCs w:val="21"/>
+              </w:rPr>
+            </w:pPr>
+            <w:r>
+              <w:rPr>
+                <w:rFonts w:hint="eastAsia"/>
+                <w:sz w:val="21"/>
+                <w:szCs w:val="21"/>
+              </w:rPr>
+              <w:t xml:space="preserve">真实陪测设备，用来与被测设备进行XX接口的数据通信</w:t>
+            </w:r>
+          </w:p>
+        </w:tc>
+      </w:tr>
+      <w:tr>
+        <w:trPr>
+          <w:trHeight w:val="454"/>
+        </w:trPr>
+        <w:tc>
+          <w:tcPr>
+            <w:tcW w:w="1017" w:type="pct"/>
+            <w:shd w:val="clear" w:color="auto" w:fill="auto"/>
+            <w:vAlign w:val="center"/>
+          </w:tcPr>
+          <w:p>
+            <w:pPr>
+              <w:wordWrap w:val="0"/>
+              <w:spacing w:line="240" w:lineRule="auto"/>
+              <w:rPr>
+                <w:sz w:val="21"/>
+                <w:szCs w:val="21"/>
+              </w:rPr>
+            </w:pPr>
+            <w:r>
+              <w:rPr>
+                <w:rFonts w:hint="eastAsia"/>
+                <w:sz w:val="21"/>
+                <w:szCs w:val="21"/>
+              </w:rPr>
+              <w:t xml:space="preserve">3</w:t>
+            </w:r>
+          </w:p>
+        </w:tc>
+        <w:tc>
+          <w:tcPr>
+            <w:tcW w:w="1017" w:type="pct"/>
+            <w:shd w:val="clear" w:color="auto" w:fill="auto"/>
+            <w:vAlign w:val="center"/>
+          </w:tcPr>
+          <w:p>
+            <w:pPr>
+              <w:wordWrap w:val="0"/>
+              <w:spacing w:line="240" w:lineRule="auto"/>
+              <w:rPr>
+                <w:sz w:val="21"/>
+                <w:szCs w:val="21"/>
+              </w:rPr>
+            </w:pPr>
+            <w:r>
+              <w:rPr>
+                <w:rFonts w:hint="eastAsia"/>
+                <w:sz w:val="21"/>
+                <w:szCs w:val="21"/>
+              </w:rPr>
+              <w:t xml:space="preserve">ZZ综合测试设备</w:t>
+            </w:r>
+          </w:p>
+        </w:tc>
+        <w:tc>
+          <w:tcPr>
+            <w:tcW w:w="1017" w:type="pct"/>
+            <w:shd w:val="clear" w:color="auto" w:fill="auto"/>
+            <w:vAlign w:val="center"/>
+          </w:tcPr>
+          <w:p>
+            <w:pPr>
+              <w:wordWrap w:val="0"/>
+              <w:spacing w:line="240" w:lineRule="auto"/>
+              <w:rPr>
+                <w:sz w:val="21"/>
+                <w:szCs w:val="21"/>
+              </w:rPr>
+            </w:pPr>
+            <w:r>
+              <w:rPr>
+                <w:rFonts w:hint="eastAsia"/>
+                <w:sz w:val="21"/>
+                <w:szCs w:val="21"/>
+              </w:rPr>
+              <w:t xml:space="preserve">设备标识：XX 设备型号：XX 设备配置：XX 运行软件：XX、XX （如果有多套应说明套数）</w:t>
+            </w:r>
+          </w:p>
+        </w:tc>
+        <w:tc>
+          <w:tcPr>
+            <w:tcW w:w="1017" w:type="pct"/>
+            <w:shd w:val="clear" w:color="auto" w:fill="auto"/>
+            <w:vAlign w:val="center"/>
+          </w:tcPr>
+          <w:p>
+            <w:pPr>
+              <w:wordWrap w:val="0"/>
+              <w:spacing w:line="240" w:lineRule="auto"/>
+              <w:rPr>
+                <w:sz w:val="21"/>
+                <w:szCs w:val="21"/>
+              </w:rPr>
+            </w:pPr>
+            <w:r>
+              <w:rPr>
+                <w:rFonts w:hint="eastAsia"/>
+                <w:sz w:val="21"/>
+                <w:szCs w:val="21"/>
+              </w:rPr>
+              <w:t xml:space="preserve"/>
+            </w:r>
+          </w:p>
+        </w:tc>
+        <w:tc>
+          <w:tcPr>
+            <w:tcW w:w="1017" w:type="pct"/>
+            <w:shd w:val="clear" w:color="auto" w:fill="auto"/>
+            <w:vAlign w:val="center"/>
+          </w:tcPr>
+          <w:p>
+            <w:pPr>
+              <w:wordWrap w:val="0"/>
+              <w:spacing w:line="240" w:lineRule="auto"/>
+              <w:rPr>
+                <w:sz w:val="21"/>
+                <w:szCs w:val="21"/>
+              </w:rPr>
+            </w:pPr>
+            <w:r>
+              <w:rPr>
+                <w:rFonts w:hint="eastAsia"/>
+                <w:sz w:val="21"/>
+                <w:szCs w:val="21"/>
+              </w:rPr>
+              <w:t xml:space="preserve"/>
+            </w:r>
+          </w:p>
+        </w:tc>
+        <w:tc>
+          <w:tcPr>
+            <w:tcW w:w="1017" w:type="pct"/>
+            <w:shd w:val="clear" w:color="auto" w:fill="auto"/>
+            <w:vAlign w:val="center"/>
+          </w:tcPr>
+          <w:p>
+            <w:pPr>
+              <w:wordWrap w:val="0"/>
+              <w:spacing w:line="240" w:lineRule="auto"/>
+              <w:rPr>
+                <w:sz w:val="21"/>
+                <w:szCs w:val="21"/>
+              </w:rPr>
+            </w:pPr>
+            <w:r>
+              <w:rPr>
+                <w:rFonts w:hint="eastAsia"/>
+                <w:sz w:val="21"/>
+                <w:szCs w:val="21"/>
+              </w:rPr>
+              <w:t xml:space="preserve">XX单位</w:t>
+            </w:r>
+          </w:p>
+        </w:tc>
+        <w:tc>
+          <w:tcPr>
+            <w:tcW w:w="1017" w:type="pct"/>
+            <w:shd w:val="clear" w:color="auto" w:fill="auto"/>
+            <w:vAlign w:val="center"/>
+          </w:tcPr>
+          <w:p>
+            <w:pPr>
+              <w:wordWrap w:val="0"/>
+              <w:spacing w:line="240" w:lineRule="auto"/>
+              <w:rPr>
+                <w:sz w:val="21"/>
+                <w:szCs w:val="21"/>
+              </w:rPr>
+            </w:pPr>
+            <w:r>
+              <w:rPr>
+                <w:rFonts w:hint="eastAsia"/>
+                <w:sz w:val="21"/>
+                <w:szCs w:val="21"/>
+              </w:rPr>
+              <w:t xml:space="preserve">模拟发送 XX接口数据</w:t>
+            </w:r>
+          </w:p>
+        </w:tc>
+      </w:tr>
+      <w:tr>
+        <w:trPr>
+          <w:trHeight w:val="454"/>
+        </w:trPr>
+        <w:tc>
+          <w:tcPr>
+            <w:tcW w:w="1017" w:type="pct"/>
+            <w:shd w:val="clear" w:color="auto" w:fill="auto"/>
+            <w:vAlign w:val="center"/>
+          </w:tcPr>
+          <w:p>
+            <w:pPr>
+              <w:wordWrap w:val="0"/>
+              <w:spacing w:line="240" w:lineRule="auto"/>
+              <w:rPr>
+                <w:sz w:val="21"/>
+                <w:szCs w:val="21"/>
+              </w:rPr>
+            </w:pPr>
+            <w:r>
+              <w:rPr>
+                <w:rFonts w:hint="eastAsia"/>
+                <w:sz w:val="21"/>
+                <w:szCs w:val="21"/>
+              </w:rPr>
+              <w:t xml:space="preserve">4</w:t>
+            </w:r>
+          </w:p>
+        </w:tc>
+        <w:tc>
+          <w:tcPr>
+            <w:tcW w:w="1017" w:type="pct"/>
+            <w:shd w:val="clear" w:color="auto" w:fill="auto"/>
+            <w:vAlign w:val="center"/>
+          </w:tcPr>
+          <w:p>
+            <w:pPr>
+              <w:wordWrap w:val="0"/>
+              <w:spacing w:line="240" w:lineRule="auto"/>
+              <w:rPr>
+                <w:sz w:val="21"/>
+                <w:szCs w:val="21"/>
+              </w:rPr>
+            </w:pPr>
+            <w:r>
+              <w:rPr>
+                <w:rFonts w:hint="eastAsia"/>
+                <w:sz w:val="21"/>
+                <w:szCs w:val="21"/>
+              </w:rPr>
+              <w:t xml:space="preserve">示波器</w:t>
+            </w:r>
+          </w:p>
+        </w:tc>
+        <w:tc>
+          <w:tcPr>
+            <w:tcW w:w="1017" w:type="pct"/>
+            <w:shd w:val="clear" w:color="auto" w:fill="auto"/>
+            <w:vAlign w:val="center"/>
+          </w:tcPr>
+          <w:p>
+            <w:pPr>
+              <w:wordWrap w:val="0"/>
+              <w:spacing w:line="240" w:lineRule="auto"/>
+              <w:rPr>
+                <w:sz w:val="21"/>
+                <w:szCs w:val="21"/>
+              </w:rPr>
+            </w:pPr>
+            <w:r>
+              <w:rPr>
+                <w:rFonts w:hint="eastAsia"/>
+                <w:sz w:val="21"/>
+                <w:szCs w:val="21"/>
+              </w:rPr>
+              <w:t xml:space="preserve">设备型号：XX 设备配置：XX （如果有多套应说明套数）</w:t>
+            </w:r>
+          </w:p>
+        </w:tc>
+        <w:tc>
+          <w:tcPr>
+            <w:tcW w:w="1017" w:type="pct"/>
+            <w:shd w:val="clear" w:color="auto" w:fill="auto"/>
+            <w:vAlign w:val="center"/>
+          </w:tcPr>
+          <w:p>
+            <w:pPr>
+              <w:wordWrap w:val="0"/>
+              <w:spacing w:line="240" w:lineRule="auto"/>
+              <w:rPr>
+                <w:sz w:val="21"/>
+                <w:szCs w:val="21"/>
+              </w:rPr>
+            </w:pPr>
+            <w:r>
+              <w:rPr>
+                <w:rFonts w:hint="eastAsia"/>
+                <w:sz w:val="21"/>
+                <w:szCs w:val="21"/>
+              </w:rPr>
+              <w:t xml:space="preserve"/>
+            </w:r>
+          </w:p>
+        </w:tc>
+        <w:tc>
+          <w:tcPr>
+            <w:tcW w:w="1017" w:type="pct"/>
+            <w:shd w:val="clear" w:color="auto" w:fill="auto"/>
+            <w:vAlign w:val="center"/>
+          </w:tcPr>
+          <w:p>
+            <w:pPr>
+              <w:wordWrap w:val="0"/>
+              <w:spacing w:line="240" w:lineRule="auto"/>
+              <w:rPr>
+                <w:sz w:val="21"/>
+                <w:szCs w:val="21"/>
+              </w:rPr>
+            </w:pPr>
+            <w:r>
+              <w:rPr>
+                <w:rFonts w:hint="eastAsia"/>
+                <w:sz w:val="21"/>
+                <w:szCs w:val="21"/>
+              </w:rPr>
+              <w:t xml:space="preserve"/>
+            </w:r>
+          </w:p>
+        </w:tc>
+        <w:tc>
+          <w:tcPr>
+            <w:tcW w:w="1017" w:type="pct"/>
+            <w:shd w:val="clear" w:color="auto" w:fill="auto"/>
+            <w:vAlign w:val="center"/>
+          </w:tcPr>
+          <w:p>
+            <w:pPr>
+              <w:wordWrap w:val="0"/>
+              <w:spacing w:line="240" w:lineRule="auto"/>
+              <w:rPr>
+                <w:sz w:val="21"/>
+                <w:szCs w:val="21"/>
+              </w:rPr>
+            </w:pPr>
+            <w:r>
+              <w:rPr>
+                <w:rFonts w:hint="eastAsia"/>
+                <w:sz w:val="21"/>
+                <w:szCs w:val="21"/>
+              </w:rPr>
+              <w:t xml:space="preserve">XX单位</w:t>
+            </w:r>
+          </w:p>
+        </w:tc>
+        <w:tc>
+          <w:tcPr>
+            <w:tcW w:w="1017" w:type="pct"/>
+            <w:shd w:val="clear" w:color="auto" w:fill="auto"/>
+            <w:vAlign w:val="center"/>
+          </w:tcPr>
+          <w:p>
+            <w:pPr>
+              <w:wordWrap w:val="0"/>
+              <w:spacing w:line="240" w:lineRule="auto"/>
+              <w:rPr>
+                <w:sz w:val="21"/>
+                <w:szCs w:val="21"/>
+              </w:rPr>
+            </w:pPr>
+            <w:r>
+              <w:rPr>
+                <w:rFonts w:hint="eastAsia"/>
+                <w:sz w:val="21"/>
+                <w:szCs w:val="21"/>
+              </w:rPr>
+              <w:t xml:space="preserve">测量定时器采样周期</w:t>
+            </w:r>
+          </w:p>
+        </w:tc>
+      </w:tr>
+      <w:tr>
+        <w:trPr>
+          <w:trHeight w:val="454"/>
+        </w:trPr>
+        <w:tc>
+          <w:tcPr>
+            <w:tcW w:w="1017" w:type="pct"/>
+            <w:shd w:val="clear" w:color="auto" w:fill="auto"/>
+            <w:vAlign w:val="center"/>
+          </w:tcPr>
+          <w:p>
+            <w:pPr>
+              <w:wordWrap w:val="0"/>
+              <w:spacing w:line="240" w:lineRule="auto"/>
+              <w:rPr>
+                <w:sz w:val="21"/>
+                <w:szCs w:val="21"/>
+              </w:rPr>
+            </w:pPr>
+            <w:r>
+              <w:rPr>
+                <w:rFonts w:hint="eastAsia"/>
+                <w:sz w:val="21"/>
+                <w:szCs w:val="21"/>
+              </w:rPr>
+              <w:t xml:space="preserve">5</w:t>
+            </w:r>
+          </w:p>
+        </w:tc>
+        <w:tc>
+          <w:tcPr>
+            <w:tcW w:w="1017" w:type="pct"/>
+            <w:shd w:val="clear" w:color="auto" w:fill="auto"/>
+            <w:vAlign w:val="center"/>
+          </w:tcPr>
+          <w:p>
+            <w:pPr>
+              <w:wordWrap w:val="0"/>
+              <w:spacing w:line="240" w:lineRule="auto"/>
+              <w:rPr>
+                <w:sz w:val="21"/>
+                <w:szCs w:val="21"/>
+              </w:rPr>
+            </w:pPr>
+            <w:r>
+              <w:rPr>
+                <w:rFonts w:hint="eastAsia"/>
+                <w:sz w:val="21"/>
+                <w:szCs w:val="21"/>
+              </w:rPr>
+              <w:t xml:space="preserve">工控机</w:t>
+            </w:r>
+          </w:p>
+        </w:tc>
+        <w:tc>
+          <w:tcPr>
+            <w:tcW w:w="1017" w:type="pct"/>
+            <w:shd w:val="clear" w:color="auto" w:fill="auto"/>
+            <w:vAlign w:val="center"/>
+          </w:tcPr>
+          <w:p>
+            <w:pPr>
+              <w:wordWrap w:val="0"/>
+              <w:spacing w:line="240" w:lineRule="auto"/>
+              <w:rPr>
+                <w:sz w:val="21"/>
+                <w:szCs w:val="21"/>
+              </w:rPr>
+            </w:pPr>
+            <w:r>
+              <w:rPr>
+                <w:rFonts w:hint="eastAsia"/>
+                <w:sz w:val="21"/>
+                <w:szCs w:val="21"/>
+              </w:rPr>
+              <w:t xml:space="preserve">设备型号：XX 设备配置：XX 运行软件：XX、XX （如果有多套应说明套数）</w:t>
+            </w:r>
+          </w:p>
+        </w:tc>
+        <w:tc>
+          <w:tcPr>
+            <w:tcW w:w="1017" w:type="pct"/>
+            <w:shd w:val="clear" w:color="auto" w:fill="auto"/>
+            <w:vAlign w:val="center"/>
+          </w:tcPr>
+          <w:p>
+            <w:pPr>
+              <w:wordWrap w:val="0"/>
+              <w:spacing w:line="240" w:lineRule="auto"/>
+              <w:rPr>
+                <w:sz w:val="21"/>
+                <w:szCs w:val="21"/>
+              </w:rPr>
+            </w:pPr>
+            <w:r>
+              <w:rPr>
+                <w:rFonts w:hint="eastAsia"/>
+                <w:sz w:val="21"/>
+                <w:szCs w:val="21"/>
+              </w:rPr>
+              <w:t xml:space="preserve"/>
+            </w:r>
+          </w:p>
+        </w:tc>
+        <w:tc>
+          <w:tcPr>
+            <w:tcW w:w="1017" w:type="pct"/>
+            <w:shd w:val="clear" w:color="auto" w:fill="auto"/>
+            <w:vAlign w:val="center"/>
+          </w:tcPr>
+          <w:p>
+            <w:pPr>
+              <w:wordWrap w:val="0"/>
+              <w:spacing w:line="240" w:lineRule="auto"/>
+              <w:rPr>
+                <w:sz w:val="21"/>
+                <w:szCs w:val="21"/>
+              </w:rPr>
+            </w:pPr>
+            <w:r>
+              <w:rPr>
+                <w:rFonts w:hint="eastAsia"/>
+                <w:sz w:val="21"/>
+                <w:szCs w:val="21"/>
+              </w:rPr>
+              <w:t xml:space="preserve"/>
+            </w:r>
+          </w:p>
+        </w:tc>
+        <w:tc>
+          <w:tcPr>
+            <w:tcW w:w="1017" w:type="pct"/>
+            <w:shd w:val="clear" w:color="auto" w:fill="auto"/>
+            <w:vAlign w:val="center"/>
+          </w:tcPr>
+          <w:p>
+            <w:pPr>
+              <w:wordWrap w:val="0"/>
+              <w:spacing w:line="240" w:lineRule="auto"/>
+              <w:rPr>
+                <w:sz w:val="21"/>
+                <w:szCs w:val="21"/>
+              </w:rPr>
+            </w:pPr>
+            <w:r>
+              <w:rPr>
+                <w:rFonts w:hint="eastAsia"/>
+                <w:sz w:val="21"/>
+                <w:szCs w:val="21"/>
+              </w:rPr>
+              <w:t xml:space="preserve">XX单位</w:t>
+            </w:r>
+          </w:p>
+        </w:tc>
+        <w:tc>
+          <w:tcPr>
+            <w:tcW w:w="1017" w:type="pct"/>
+            <w:shd w:val="clear" w:color="auto" w:fill="auto"/>
+            <w:vAlign w:val="center"/>
+          </w:tcPr>
+          <w:p>
+            <w:pPr>
+              <w:wordWrap w:val="0"/>
+              <w:spacing w:line="240" w:lineRule="auto"/>
+              <w:rPr>
+                <w:sz w:val="21"/>
+                <w:szCs w:val="21"/>
+              </w:rPr>
+            </w:pPr>
+            <w:r>
+              <w:rPr>
+                <w:rFonts w:hint="eastAsia"/>
+                <w:sz w:val="21"/>
+                <w:szCs w:val="21"/>
+              </w:rPr>
+              <w:t xml:space="preserve">运行 XX软件模拟 XX</w:t>
+            </w:r>
+          </w:p>
+        </w:tc>
+      </w:tr>
+    </w:tbl>
+    <w:p>
+      <w:pPr>
+        <w:wordWrap w:val="0"/>
+        <w:spacing w:line="360" w:lineRule="auto"/>
+        <w:ind w:firstLineChars="200" w:firstLine="480"/>
+        <w:rPr>
+          <w:sz w:val="24"/>
+          <w:szCs w:val="24"/>
+        </w:rPr>
+      </w:pPr>
+      <w:r>
+        <w:rPr>
+          <w:rFonts w:hint="eastAsia"/>
+          <w:sz w:val="24"/>
+          <w:szCs w:val="24"/>
+        </w:rPr>
+        <w:t xml:space="preserve"> </w:t>
       </w:r>
     </w:p>
     <w:sectPr>
@@ -31,7 +1173,7 @@
 </file>
 
 <file path=word/endnotes.xml><?xml version="1.0" encoding="utf-8"?>
-<w:endnotes xmlns:wpc="http://schemas.microsoft.com/office/word/2010/wordprocessingCanvas" xmlns:cx="http://schemas.microsoft.com/office/drawing/2014/chartex" xmlns:cx1="http://schemas.microsoft.com/office/drawing/2015/9/8/chartex" xmlns:cx2="http://schemas.microsoft.com/office/drawing/2015/10/21/chartex" xmlns:cx3="http://schemas.microsoft.com/office/drawing/2016/5/9/chartex" xmlns:cx4="http://schemas.microsoft.com/office/drawing/2016/5/10/chartex" xmlns:cx5="http://schemas.microsoft.com/office/drawing/2016/5/11/chartex" xmlns:cx6="http://schemas.microsoft.com/office/drawing/2016/5/12/chartex" xmlns:cx7="http://schemas.microsoft.com/office/drawing/2016/5/13/chartex" xmlns:cx8="http://schemas.microsoft.com/office/drawing/2016/5/14/chartex" xmlns:mc="http://schemas.openxmlformats.org/markup-compatibility/2006" xmlns:aink="http://schemas.microsoft.com/office/drawing/2016/ink" xmlns:am3d="http://schemas.microsoft.com/office/drawing/2017/model3d" xmlns:o="urn:schemas-microsoft-com:office:office" xmlns:oel="http://schemas.microsoft.com/office/2019/extlst" xmlns:r="http://schemas.openxmlformats.org/officeDocument/2006/relationships" xmlns:m="http://schemas.openxmlformats.org/officeDocument/2006/math" xmlns:v="urn:schemas-microsoft-com:vml" xmlns:wp14="http://schemas.microsoft.com/office/word/2010/wordprocessingDrawing" xmlns:wp="http://schemas.openxmlformats.org/drawingml/2006/wordprocessingDrawing" xmlns:w10="urn:schemas-microsoft-com:office:word" xmlns:w="http://schemas.openxmlformats.org/wordprocessingml/2006/main" xmlns:w14="http://schemas.microsoft.com/office/word/2010/wordml" xmlns:w15="http://schemas.microsoft.com/office/word/2012/wordml" xmlns:w16cex="http://schemas.microsoft.com/office/word/2018/wordml/cex" xmlns:w16cid="http://schemas.microsoft.com/office/word/2016/wordml/cid" xmlns:w16="http://schemas.microsoft.com/office/word/2018/wordml" xmlns:w16du="http://schemas.microsoft.com/office/word/2023/wordml/word16du" xmlns:w16sdtdh="http://schemas.microsoft.com/office/word/2020/wordml/sdtdatahash" xmlns:w16se="http://schemas.microsoft.com/office/word/2015/wordml/symex" xmlns:wpg="http://schemas.microsoft.com/office/word/2010/wordprocessingGroup" xmlns:wpi="http://schemas.microsoft.com/office/word/2010/wordprocessingInk" xmlns:wne="http://schemas.microsoft.com/office/word/2006/wordml" xmlns:wps="http://schemas.microsoft.com/office/word/2010/wordprocessingShape" mc:Ignorable="w14 w15 w16se w16cid w16 w16cex w16sdtdh w16du wp14">
+<w:endnotes xmlns:wpc="http://schemas.microsoft.com/office/word/2010/wordprocessingCanvas" xmlns:cx="http://schemas.microsoft.com/office/drawing/2014/chartex" xmlns:cx1="http://schemas.microsoft.com/office/drawing/2015/9/8/chartex" xmlns:cx2="http://schemas.microsoft.com/office/drawing/2015/10/21/chartex" xmlns:cx3="http://schemas.microsoft.com/office/drawing/2016/5/9/chartex" xmlns:cx4="http://schemas.microsoft.com/office/drawing/2016/5/10/chartex" xmlns:cx5="http://schemas.microsoft.com/office/drawing/2016/5/11/chartex" xmlns:cx6="http://schemas.microsoft.com/office/drawing/2016/5/12/chartex" xmlns:cx7="http://schemas.microsoft.com/office/drawing/2016/5/13/chartex" xmlns:cx8="http://schemas.microsoft.com/office/drawing/2016/5/14/chartex" xmlns:mc="http://schemas.openxmlformats.org/markup-compatibility/2006" xmlns:aink="http://schemas.microsoft.com/office/drawing/2016/ink" xmlns:am3d="http://schemas.microsoft.com/office/drawing/2017/model3d" xmlns:o="urn:schemas-microsoft-com:office:office" xmlns:oel="http://schemas.microsoft.com/office/2019/extlst" xmlns:r="http://schemas.openxmlformats.org/officeDocument/2006/relationships" xmlns:m="http://schemas.openxmlformats.org/officeDocument/2006/math" xmlns:v="urn:schemas-microsoft-com:vml" xmlns:wp14="http://schemas.microsoft.com/office/word/2010/wordprocessingDrawing" xmlns:wp="http://schemas.openxmlformats.org/drawingml/2006/wordprocessingDrawing" xmlns:w10="urn:schemas-microsoft-com:office:word" xmlns:w="http://schemas.openxmlformats.org/wordprocessingml/2006/main" xmlns:w14="http://schemas.microsoft.com/office/word/2010/wordml" xmlns:w15="http://schemas.microsoft.com/office/word/2012/wordml" xmlns:w16cex="http://schemas.microsoft.com/office/word/2018/wordml/cex" xmlns:w16cid="http://schemas.microsoft.com/office/word/2016/wordml/cid" xmlns:w16="http://schemas.microsoft.com/office/word/2018/wordml" xmlns:w16du="http://schemas.microsoft.com/office/word/2023/wordml/word16du" xmlns:w16sdtdh="http://schemas.microsoft.com/office/word/2020/wordml/sdtdatahash" xmlns:w16sdtfl="http://schemas.microsoft.com/office/word/2024/wordml/sdtformatlock" xmlns:w16se="http://schemas.microsoft.com/office/word/2015/wordml/symex" xmlns:wpg="http://schemas.microsoft.com/office/word/2010/wordprocessingGroup" xmlns:wpi="http://schemas.microsoft.com/office/word/2010/wordprocessingInk" xmlns:wne="http://schemas.microsoft.com/office/word/2006/wordml" xmlns:wps="http://schemas.microsoft.com/office/word/2010/wordprocessingShape" mc:Ignorable="w14 w15 w16se w16cid w16 w16cex w16sdtdh w16sdtfl w16du wp14">
   <w:endnote w:type="separator" w:id="-1">
     <w:p>
       <w:pPr>
@@ -56,7 +1198,7 @@
 </file>
 
 <file path=word/footnotes.xml><?xml version="1.0" encoding="utf-8"?>
-<w:footnotes xmlns:wpc="http://schemas.microsoft.com/office/word/2010/wordprocessingCanvas" xmlns:cx="http://schemas.microsoft.com/office/drawing/2014/chartex" xmlns:cx1="http://schemas.microsoft.com/office/drawing/2015/9/8/chartex" xmlns:cx2="http://schemas.microsoft.com/office/drawing/2015/10/21/chartex" xmlns:cx3="http://schemas.microsoft.com/office/drawing/2016/5/9/chartex" xmlns:cx4="http://schemas.microsoft.com/office/drawing/2016/5/10/chartex" xmlns:cx5="http://schemas.microsoft.com/office/drawing/2016/5/11/chartex" xmlns:cx6="http://schemas.microsoft.com/office/drawing/2016/5/12/chartex" xmlns:cx7="http://schemas.microsoft.com/office/drawing/2016/5/13/chartex" xmlns:cx8="http://schemas.microsoft.com/office/drawing/2016/5/14/chartex" xmlns:mc="http://schemas.openxmlformats.org/markup-compatibility/2006" xmlns:aink="http://schemas.microsoft.com/office/drawing/2016/ink" xmlns:am3d="http://schemas.microsoft.com/office/drawing/2017/model3d" xmlns:o="urn:schemas-microsoft-com:office:office" xmlns:oel="http://schemas.microsoft.com/office/2019/extlst" xmlns:r="http://schemas.openxmlformats.org/officeDocument/2006/relationships" xmlns:m="http://schemas.openxmlformats.org/officeDocument/2006/math" xmlns:v="urn:schemas-microsoft-com:vml" xmlns:wp14="http://schemas.microsoft.com/office/word/2010/wordprocessingDrawing" xmlns:wp="http://schemas.openxmlformats.org/drawingml/2006/wordprocessingDrawing" xmlns:w10="urn:schemas-microsoft-com:office:word" xmlns:w="http://schemas.openxmlformats.org/wordprocessingml/2006/main" xmlns:w14="http://schemas.microsoft.com/office/word/2010/wordml" xmlns:w15="http://schemas.microsoft.com/office/word/2012/wordml" xmlns:w16cex="http://schemas.microsoft.com/office/word/2018/wordml/cex" xmlns:w16cid="http://schemas.microsoft.com/office/word/2016/wordml/cid" xmlns:w16="http://schemas.microsoft.com/office/word/2018/wordml" xmlns:w16du="http://schemas.microsoft.com/office/word/2023/wordml/word16du" xmlns:w16sdtdh="http://schemas.microsoft.com/office/word/2020/wordml/sdtdatahash" xmlns:w16se="http://schemas.microsoft.com/office/word/2015/wordml/symex" xmlns:wpg="http://schemas.microsoft.com/office/word/2010/wordprocessingGroup" xmlns:wpi="http://schemas.microsoft.com/office/word/2010/wordprocessingInk" xmlns:wne="http://schemas.microsoft.com/office/word/2006/wordml" xmlns:wps="http://schemas.microsoft.com/office/word/2010/wordprocessingShape" mc:Ignorable="w14 w15 w16se w16cid w16 w16cex w16sdtdh w16du wp14">
+<w:footnotes xmlns:wpc="http://schemas.microsoft.com/office/word/2010/wordprocessingCanvas" xmlns:cx="http://schemas.microsoft.com/office/drawing/2014/chartex" xmlns:cx1="http://schemas.microsoft.com/office/drawing/2015/9/8/chartex" xmlns:cx2="http://schemas.microsoft.com/office/drawing/2015/10/21/chartex" xmlns:cx3="http://schemas.microsoft.com/office/drawing/2016/5/9/chartex" xmlns:cx4="http://schemas.microsoft.com/office/drawing/2016/5/10/chartex" xmlns:cx5="http://schemas.microsoft.com/office/drawing/2016/5/11/chartex" xmlns:cx6="http://schemas.microsoft.com/office/drawing/2016/5/12/chartex" xmlns:cx7="http://schemas.microsoft.com/office/drawing/2016/5/13/chartex" xmlns:cx8="http://schemas.microsoft.com/office/drawing/2016/5/14/chartex" xmlns:mc="http://schemas.openxmlformats.org/markup-compatibility/2006" xmlns:aink="http://schemas.microsoft.com/office/drawing/2016/ink" xmlns:am3d="http://schemas.microsoft.com/office/drawing/2017/model3d" xmlns:o="urn:schemas-microsoft-com:office:office" xmlns:oel="http://schemas.microsoft.com/office/2019/extlst" xmlns:r="http://schemas.openxmlformats.org/officeDocument/2006/relationships" xmlns:m="http://schemas.openxmlformats.org/officeDocument/2006/math" xmlns:v="urn:schemas-microsoft-com:vml" xmlns:wp14="http://schemas.microsoft.com/office/word/2010/wordprocessingDrawing" xmlns:wp="http://schemas.openxmlformats.org/drawingml/2006/wordprocessingDrawing" xmlns:w10="urn:schemas-microsoft-com:office:word" xmlns:w="http://schemas.openxmlformats.org/wordprocessingml/2006/main" xmlns:w14="http://schemas.microsoft.com/office/word/2010/wordml" xmlns:w15="http://schemas.microsoft.com/office/word/2012/wordml" xmlns:w16cex="http://schemas.microsoft.com/office/word/2018/wordml/cex" xmlns:w16cid="http://schemas.microsoft.com/office/word/2016/wordml/cid" xmlns:w16="http://schemas.microsoft.com/office/word/2018/wordml" xmlns:w16du="http://schemas.microsoft.com/office/word/2023/wordml/word16du" xmlns:w16sdtdh="http://schemas.microsoft.com/office/word/2020/wordml/sdtdatahash" xmlns:w16sdtfl="http://schemas.microsoft.com/office/word/2024/wordml/sdtformatlock" xmlns:w16se="http://schemas.microsoft.com/office/word/2015/wordml/symex" xmlns:wpg="http://schemas.microsoft.com/office/word/2010/wordprocessingGroup" xmlns:wpi="http://schemas.microsoft.com/office/word/2010/wordprocessingInk" xmlns:wne="http://schemas.microsoft.com/office/word/2006/wordml" xmlns:wps="http://schemas.microsoft.com/office/word/2010/wordprocessingShape" mc:Ignorable="w14 w15 w16se w16cid w16 w16cex w16sdtdh w16sdtfl w16du wp14">
   <w:footnote w:type="separator" w:id="-1">
     <w:p>
       <w:pPr>
@@ -81,7 +1223,7 @@
 </file>
 
 <file path=word/numbering.xml><?xml version="1.0" encoding="utf-8"?>
-<w:numbering xmlns:wpc="http://schemas.microsoft.com/office/word/2010/wordprocessingCanvas" xmlns:cx="http://schemas.microsoft.com/office/drawing/2014/chartex" xmlns:cx1="http://schemas.microsoft.com/office/drawing/2015/9/8/chartex" xmlns:cx2="http://schemas.microsoft.com/office/drawing/2015/10/21/chartex" xmlns:cx3="http://schemas.microsoft.com/office/drawing/2016/5/9/chartex" xmlns:cx4="http://schemas.microsoft.com/office/drawing/2016/5/10/chartex" xmlns:cx5="http://schemas.microsoft.com/office/drawing/2016/5/11/chartex" xmlns:cx6="http://schemas.microsoft.com/office/drawing/2016/5/12/chartex" xmlns:cx7="http://schemas.microsoft.com/office/drawing/2016/5/13/chartex" xmlns:cx8="http://schemas.microsoft.com/office/drawing/2016/5/14/chartex" xmlns:mc="http://schemas.openxmlformats.org/markup-compatibility/2006" xmlns:aink="http://schemas.microsoft.com/office/drawing/2016/ink" xmlns:am3d="http://schemas.microsoft.com/office/drawing/2017/model3d" xmlns:o="urn:schemas-microsoft-com:office:office" xmlns:oel="http://schemas.microsoft.com/office/2019/extlst" xmlns:r="http://schemas.openxmlformats.org/officeDocument/2006/relationships" xmlns:m="http://schemas.openxmlformats.org/officeDocument/2006/math" xmlns:v="urn:schemas-microsoft-com:vml" xmlns:wp14="http://schemas.microsoft.com/office/word/2010/wordprocessingDrawing" xmlns:wp="http://schemas.openxmlformats.org/drawingml/2006/wordprocessingDrawing" xmlns:w10="urn:schemas-microsoft-com:office:word" xmlns:w="http://schemas.openxmlformats.org/wordprocessingml/2006/main" xmlns:w14="http://schemas.microsoft.com/office/word/2010/wordml" xmlns:w15="http://schemas.microsoft.com/office/word/2012/wordml" xmlns:w16cex="http://schemas.microsoft.com/office/word/2018/wordml/cex" xmlns:w16cid="http://schemas.microsoft.com/office/word/2016/wordml/cid" xmlns:w16="http://schemas.microsoft.com/office/word/2018/wordml" xmlns:w16du="http://schemas.microsoft.com/office/word/2023/wordml/word16du" xmlns:w16sdtdh="http://schemas.microsoft.com/office/word/2020/wordml/sdtdatahash" xmlns:w16se="http://schemas.microsoft.com/office/word/2015/wordml/symex" xmlns:wpg="http://schemas.microsoft.com/office/word/2010/wordprocessingGroup" xmlns:wpi="http://schemas.microsoft.com/office/word/2010/wordprocessingInk" xmlns:wne="http://schemas.microsoft.com/office/word/2006/wordml" xmlns:wps="http://schemas.microsoft.com/office/word/2010/wordprocessingShape" mc:Ignorable="w14 w15 w16se w16cid w16 w16cex w16sdtdh w16du wp14">
+<w:numbering xmlns:wpc="http://schemas.microsoft.com/office/word/2010/wordprocessingCanvas" xmlns:cx="http://schemas.microsoft.com/office/drawing/2014/chartex" xmlns:cx1="http://schemas.microsoft.com/office/drawing/2015/9/8/chartex" xmlns:cx2="http://schemas.microsoft.com/office/drawing/2015/10/21/chartex" xmlns:cx3="http://schemas.microsoft.com/office/drawing/2016/5/9/chartex" xmlns:cx4="http://schemas.microsoft.com/office/drawing/2016/5/10/chartex" xmlns:cx5="http://schemas.microsoft.com/office/drawing/2016/5/11/chartex" xmlns:cx6="http://schemas.microsoft.com/office/drawing/2016/5/12/chartex" xmlns:cx7="http://schemas.microsoft.com/office/drawing/2016/5/13/chartex" xmlns:cx8="http://schemas.microsoft.com/office/drawing/2016/5/14/chartex" xmlns:mc="http://schemas.openxmlformats.org/markup-compatibility/2006" xmlns:aink="http://schemas.microsoft.com/office/drawing/2016/ink" xmlns:am3d="http://schemas.microsoft.com/office/drawing/2017/model3d" xmlns:o="urn:schemas-microsoft-com:office:office" xmlns:oel="http://schemas.microsoft.com/office/2019/extlst" xmlns:r="http://schemas.openxmlformats.org/officeDocument/2006/relationships" xmlns:m="http://schemas.openxmlformats.org/officeDocument/2006/math" xmlns:v="urn:schemas-microsoft-com:vml" xmlns:wp14="http://schemas.microsoft.com/office/word/2010/wordprocessingDrawing" xmlns:wp="http://schemas.openxmlformats.org/drawingml/2006/wordprocessingDrawing" xmlns:w10="urn:schemas-microsoft-com:office:word" xmlns:w="http://schemas.openxmlformats.org/wordprocessingml/2006/main" xmlns:w14="http://schemas.microsoft.com/office/word/2010/wordml" xmlns:w15="http://schemas.microsoft.com/office/word/2012/wordml" xmlns:w16cex="http://schemas.microsoft.com/office/word/2018/wordml/cex" xmlns:w16cid="http://schemas.microsoft.com/office/word/2016/wordml/cid" xmlns:w16="http://schemas.microsoft.com/office/word/2018/wordml" xmlns:w16du="http://schemas.microsoft.com/office/word/2023/wordml/word16du" xmlns:w16sdtdh="http://schemas.microsoft.com/office/word/2020/wordml/sdtdatahash" xmlns:w16sdtfl="http://schemas.microsoft.com/office/word/2024/wordml/sdtformatlock" xmlns:w16se="http://schemas.microsoft.com/office/word/2015/wordml/symex" xmlns:wpg="http://schemas.microsoft.com/office/word/2010/wordprocessingGroup" xmlns:wpi="http://schemas.microsoft.com/office/word/2010/wordprocessingInk" xmlns:wne="http://schemas.microsoft.com/office/word/2006/wordml" xmlns:wps="http://schemas.microsoft.com/office/word/2010/wordprocessingShape" mc:Ignorable="w14 w15 w16se w16cid w16 w16cex w16sdtdh w16sdtfl w16du wp14">
   <w:abstractNum w:abstractNumId="0" w15:restartNumberingAfterBreak="0">
     <w:nsid w:val="0A5920EB"/>
     <w:multiLevelType w:val="hybridMultilevel"/>
@@ -469,7 +1611,7 @@
 </file>
 
 <file path=word/styles.xml><?xml version="1.0" encoding="utf-8"?>
-<w:styles xmlns:mc="http://schemas.openxmlformats.org/markup-compatibility/2006" xmlns:r="http://schemas.openxmlformats.org/officeDocument/2006/relationships" xmlns:w="http://schemas.openxmlformats.org/wordprocessingml/2006/main" xmlns:w14="http://schemas.microsoft.com/office/word/2010/wordml" xmlns:w15="http://schemas.microsoft.com/office/word/2012/wordml" xmlns:w16cex="http://schemas.microsoft.com/office/word/2018/wordml/cex" xmlns:w16cid="http://schemas.microsoft.com/office/word/2016/wordml/cid" xmlns:w16="http://schemas.microsoft.com/office/word/2018/wordml" xmlns:w16du="http://schemas.microsoft.com/office/word/2023/wordml/word16du" xmlns:w16sdtdh="http://schemas.microsoft.com/office/word/2020/wordml/sdtdatahash" xmlns:w16se="http://schemas.microsoft.com/office/word/2015/wordml/symex" mc:Ignorable="w14 w15 w16se w16cid w16 w16cex w16sdtdh w16du">
+<w:styles xmlns:mc="http://schemas.openxmlformats.org/markup-compatibility/2006" xmlns:r="http://schemas.openxmlformats.org/officeDocument/2006/relationships" xmlns:w="http://schemas.openxmlformats.org/wordprocessingml/2006/main" xmlns:w14="http://schemas.microsoft.com/office/word/2010/wordml" xmlns:w15="http://schemas.microsoft.com/office/word/2012/wordml" xmlns:w16cex="http://schemas.microsoft.com/office/word/2018/wordml/cex" xmlns:w16cid="http://schemas.microsoft.com/office/word/2016/wordml/cid" xmlns:w16="http://schemas.microsoft.com/office/word/2018/wordml" xmlns:w16du="http://schemas.microsoft.com/office/word/2023/wordml/word16du" xmlns:w16sdtdh="http://schemas.microsoft.com/office/word/2020/wordml/sdtdatahash" xmlns:w16sdtfl="http://schemas.microsoft.com/office/word/2024/wordml/sdtformatlock" xmlns:w16se="http://schemas.microsoft.com/office/word/2015/wordml/symex" mc:Ignorable="w14 w15 w16se w16cid w16 w16cex w16sdtdh w16sdtfl w16du">
   <w:docDefaults>
     <w:rPrDefault>
       <w:rPr>
